--- a/IRARAH_Fragmentierung.docx
+++ b/IRARAH_Fragmentierung.docx
@@ -200,7 +200,7 @@
     </w:p>
     <w:sdt>
       <w:sdtPr>
-        <w:id w:val="315563746"/>
+        <w:id w:val="425273991"/>
         <w:docPartObj>
           <w:docPartGallery w:val="Table of Contents"/>
           <w:docPartUnique w:val="1"/>
@@ -409,7 +409,7 @@
                 <w:vertAlign w:val="baseline"/>
                 <w:rtl w:val="0"/>
               </w:rPr>
-              <w:t xml:space="preserve">4 – Eintauchen (korrigiert)</w:t>
+              <w:t xml:space="preserve">4 – Eintauchen</w:t>
               <w:tab/>
               <w:t xml:space="preserve">12</w:t>
             </w:r>
@@ -3557,7 +3557,7 @@
         <w:rPr>
           <w:rtl w:val="0"/>
         </w:rPr>
-        <w:t xml:space="preserve">4 – Eintauchen (korrigiert)</w:t>
+        <w:t xml:space="preserve">4 – Eintauchen</w:t>
       </w:r>
     </w:p>
     <w:p>
